--- a/Sprint20260921-20261002/HERO-68250_20261008_112534.docx
+++ b/Sprint20260921-20261002/HERO-68250_20261008_112534.docx
@@ -15,7 +15,22 @@
           <w:sz w:val="32"/>
           <w:u w:val="none"/>
         </w:rPr>
-        <w:t>HERO-68250 TMS2.0 - "No Notification Deployment Applies" is obscured Test Report</w:t>
+        <w:t>HERO-68250 TMS2.0 "No Notification Deployment Applies" Prompt Obscured on New Reservation Page Bug Fix Test Report</w:t>
+      </w:r>
+    </w:p>
+    <w:p>
+      <w:pPr>
+        <w:spacing w:before="0" w:after="80"/>
+      </w:pPr>
+      <w:r>
+        <w:rPr>
+          <w:rFonts w:ascii="Arial" w:hAnsi="Arial" w:eastAsia="Arial" w:cs="Arial"/>
+          <w:b w:val="0"/>
+          <w:color w:val="000000"/>
+          <w:sz w:val="20"/>
+          <w:u w:val="none"/>
+        </w:rPr>
+        <w:t>*Font: Arial | Language: English | Test Type: Functional Testing*</w:t>
       </w:r>
     </w:p>
     <w:p>
@@ -45,7 +60,7 @@
           <w:sz w:val="24"/>
           <w:u w:val="none"/>
         </w:rPr>
-        <w:t>1.Reproduction - Obscured Notification Deployment Prompt</w:t>
+        <w:t>1. Notification Prompt Display When No Notification Deployment Is Configured</w:t>
       </w:r>
     </w:p>
     <w:p>
@@ -60,7 +75,7 @@
           <w:sz w:val="22"/>
           <w:u w:val="none"/>
         </w:rPr>
-        <w:t>1.1."No Notification Deployment Applies" prompt is obscured when no notifications are deployed</w:t>
+        <w:t>1.1 Verify the "No Notification Deployment Applies" Prompt Is Displayed Clearly Once When Hovering the SMS/Email Icons</w:t>
       </w:r>
     </w:p>
     <w:p>
@@ -91,7 +106,7 @@
           <w:sz w:val="20"/>
           <w:u w:val="none"/>
         </w:rPr>
-        <w:t>1. TMS 2.0 is deployed and accessible.</w:t>
+        <w:t>1. Go to TMS &gt; Basic Setup &gt; Notification Deployments and confirm no notifications are deployed for the target outlet.</w:t>
       </w:r>
     </w:p>
     <w:p>
@@ -107,7 +122,7 @@
           <w:sz w:val="20"/>
           <w:u w:val="none"/>
         </w:rPr>
-        <w:t>2. Go to TMS &gt; Basic Setup &gt; Notification Deployments and ensure no notifications are deployed for the outlet.</w:t>
+        <w:t>2. An active message interface is configured for the target outlet.</w:t>
       </w:r>
     </w:p>
     <w:p>
@@ -154,7 +169,7 @@
           <w:sz w:val="20"/>
           <w:u w:val="none"/>
         </w:rPr>
-        <w:t>2. Select the outlet, date, and period.</w:t>
+        <w:t>2. Select the outlet, date and period.</w:t>
       </w:r>
     </w:p>
     <w:p>
@@ -170,7 +185,39 @@
           <w:sz w:val="20"/>
           <w:u w:val="none"/>
         </w:rPr>
-        <w:t>3. Click the SMS icon.</w:t>
+        <w:t>3. Hover the mouse over the SMS icon and observe the prompt.</w:t>
+      </w:r>
+    </w:p>
+    <w:p>
+      <w:pPr>
+        <w:spacing w:before="0" w:after="40"/>
+        <w:ind w:left="360" w:hanging="240"/>
+      </w:pPr>
+      <w:r>
+        <w:rPr>
+          <w:rFonts w:ascii="Arial" w:hAnsi="Arial" w:eastAsia="Arial" w:cs="Arial"/>
+          <w:b w:val="0"/>
+          <w:color w:val="000000"/>
+          <w:sz w:val="20"/>
+          <w:u w:val="none"/>
+        </w:rPr>
+        <w:t>4. Move the mouse away and then hover over the Email icon.</w:t>
+      </w:r>
+    </w:p>
+    <w:p>
+      <w:pPr>
+        <w:spacing w:before="0" w:after="40"/>
+        <w:ind w:left="360" w:hanging="240"/>
+      </w:pPr>
+      <w:r>
+        <w:rPr>
+          <w:rFonts w:ascii="Arial" w:hAnsi="Arial" w:eastAsia="Arial" w:cs="Arial"/>
+          <w:b w:val="0"/>
+          <w:color w:val="000000"/>
+          <w:sz w:val="20"/>
+          <w:u w:val="none"/>
+        </w:rPr>
+        <w:t>5. Repeat the hover action several times.</w:t>
       </w:r>
     </w:p>
     <w:p>
@@ -201,7 +248,7 @@
           <w:sz w:val="20"/>
           <w:u w:val="none"/>
         </w:rPr>
-        <w:t>1. The "No Notification Deployment Applies" and "No Message Interface Applies" prompts repeatedly appear.</w:t>
+        <w:t>1. Before the fix, the "No Notification Deployment Applies" and "No Message Interface Applies" prompts appeared repeatedly, with one of them obscured.</w:t>
       </w:r>
     </w:p>
     <w:p>
@@ -217,7 +264,22 @@
           <w:sz w:val="20"/>
           <w:u w:val="none"/>
         </w:rPr>
-        <w:t>2. One of the prompts is obscured by the other.</w:t>
+        <w:t>2. The message could not be read clearly and the repeated/overlapped prompts blocked the normal view.</w:t>
+      </w:r>
+    </w:p>
+    <w:p>
+      <w:pPr>
+        <w:spacing w:before="0" w:after="80"/>
+      </w:pPr>
+      <w:r>
+        <w:rPr>
+          <w:rFonts w:ascii="Arial" w:hAnsi="Arial" w:eastAsia="Arial" w:cs="Arial"/>
+          <w:b/>
+          <w:color w:val="000000"/>
+          <w:sz w:val="20"/>
+          <w:u w:val="none"/>
+        </w:rPr>
+        <w:t>Fix Result(s):</w:t>
       </w:r>
     </w:p>
     <w:p>
@@ -233,7 +295,39 @@
           <w:sz w:val="20"/>
           <w:u w:val="none"/>
         </w:rPr>
-        <w:t>3. The user cannot clearly see which message applies, causing confusion about the notification deployment status.</w:t>
+        <w:t>1. After the fix, hovering the SMS icon and the Email icon shows a single clear "No Notification Deployment Applies" prompt.</w:t>
+      </w:r>
+    </w:p>
+    <w:p>
+      <w:pPr>
+        <w:spacing w:before="0" w:after="40"/>
+        <w:ind w:left="360" w:hanging="240"/>
+      </w:pPr>
+      <w:r>
+        <w:rPr>
+          <w:rFonts w:ascii="Arial" w:hAnsi="Arial" w:eastAsia="Arial" w:cs="Arial"/>
+          <w:b w:val="0"/>
+          <w:color w:val="000000"/>
+          <w:sz w:val="20"/>
+          <w:u w:val="none"/>
+        </w:rPr>
+        <w:t>2. The full prompt text is visible and not obscured by any other prompt.</w:t>
+      </w:r>
+    </w:p>
+    <w:p>
+      <w:pPr>
+        <w:spacing w:before="0" w:after="40"/>
+        <w:ind w:left="360" w:hanging="240"/>
+      </w:pPr>
+      <w:r>
+        <w:rPr>
+          <w:rFonts w:ascii="Arial" w:hAnsi="Arial" w:eastAsia="Arial" w:cs="Arial"/>
+          <w:b w:val="0"/>
+          <w:color w:val="000000"/>
+          <w:sz w:val="20"/>
+          <w:u w:val="none"/>
+        </w:rPr>
+        <w:t>3. Repeated hovering does not stack or duplicate prompts.</w:t>
       </w:r>
     </w:p>
     <w:p>
@@ -248,7 +342,7 @@
           <w:sz w:val="24"/>
           <w:u w:val="none"/>
         </w:rPr>
-        <w:t>2.Fix Verification - Notification Deployment Prompt Display</w:t>
+        <w:t>2. Notification Prompt Priority</w:t>
       </w:r>
     </w:p>
     <w:p>
@@ -263,7 +357,7 @@
           <w:sz w:val="22"/>
           <w:u w:val="none"/>
         </w:rPr>
-        <w:t>2.1.Hovering over SMS icon shows "No Notification Deployment Applies" when no notifications are deployed</w:t>
+        <w:t>2.1 Verify "No Message Interface Applies" Is Shown When No Message Interface Is Configured</w:t>
       </w:r>
     </w:p>
     <w:p>
@@ -294,23 +388,7 @@
           <w:sz w:val="20"/>
           <w:u w:val="none"/>
         </w:rPr>
-        <w:t>1. The build containing the HERO-68250 fix is deployed to the TMS environment.</w:t>
-      </w:r>
-    </w:p>
-    <w:p>
-      <w:pPr>
-        <w:spacing w:before="0" w:after="40"/>
-        <w:ind w:left="360" w:hanging="240"/>
-      </w:pPr>
-      <w:r>
-        <w:rPr>
-          <w:rFonts w:ascii="Arial" w:hAnsi="Arial" w:eastAsia="Arial" w:cs="Arial"/>
-          <w:b w:val="0"/>
-          <w:color w:val="000000"/>
-          <w:sz w:val="20"/>
-          <w:u w:val="none"/>
-        </w:rPr>
-        <w:t>2. Go to TMS &gt; Basic Setup &gt; Notification Deployments and ensure no notifications are deployed for the outlet.</w:t>
+        <w:t>1. No message interface is configured for the target outlet in TMS Basic Setup.</w:t>
       </w:r>
     </w:p>
     <w:p>
@@ -357,7 +435,7 @@
           <w:sz w:val="20"/>
           <w:u w:val="none"/>
         </w:rPr>
-        <w:t>2. Select the outlet, date, and period.</w:t>
+        <w:t>2. Select the outlet, date and period.</w:t>
       </w:r>
     </w:p>
     <w:p>
@@ -373,7 +451,22 @@
           <w:sz w:val="20"/>
           <w:u w:val="none"/>
         </w:rPr>
-        <w:t>3. Hover the mouse over the SMS icon.</w:t>
+        <w:t>3. Hover over the SMS icon and the Email icon.</w:t>
+      </w:r>
+    </w:p>
+    <w:p>
+      <w:pPr>
+        <w:spacing w:before="0" w:after="80"/>
+      </w:pPr>
+      <w:r>
+        <w:rPr>
+          <w:rFonts w:ascii="Arial" w:hAnsi="Arial" w:eastAsia="Arial" w:cs="Arial"/>
+          <w:b/>
+          <w:color w:val="000000"/>
+          <w:sz w:val="20"/>
+          <w:u w:val="none"/>
+        </w:rPr>
+        <w:t>Reproduction Result(s):</w:t>
       </w:r>
     </w:p>
     <w:p>
@@ -389,7 +482,7 @@
           <w:sz w:val="20"/>
           <w:u w:val="none"/>
         </w:rPr>
-        <w:t>4. Verify the prompt that appears.</w:t>
+        <w:t>1. Before the fix, multiple prompts could appear repeatedly and be obscured, so the correct priority message was not shown clearly.</w:t>
       </w:r>
     </w:p>
     <w:p>
@@ -420,7 +513,7 @@
           <w:sz w:val="20"/>
           <w:u w:val="none"/>
         </w:rPr>
-        <w:t>1. The message "No Notification Deployment Applies" is displayed when hovering over the SMS icon.</w:t>
+        <w:t>1. After the fix, the prompt "No Message Interface Applies" is displayed clearly.</w:t>
       </w:r>
     </w:p>
     <w:p>
@@ -436,23 +529,7 @@
           <w:sz w:val="20"/>
           <w:u w:val="none"/>
         </w:rPr>
-        <w:t>2. Only one prompt is shown at a time (no obscuring or overlapping).</w:t>
-      </w:r>
-    </w:p>
-    <w:p>
-      <w:pPr>
-        <w:spacing w:before="0" w:after="40"/>
-        <w:ind w:left="360" w:hanging="240"/>
-      </w:pPr>
-      <w:r>
-        <w:rPr>
-          <w:rFonts w:ascii="Arial" w:hAnsi="Arial" w:eastAsia="Arial" w:cs="Arial"/>
-          <w:b w:val="0"/>
-          <w:color w:val="000000"/>
-          <w:sz w:val="20"/>
-          <w:u w:val="none"/>
-        </w:rPr>
-        <w:t>3. The prompt is clearly visible and readable.</w:t>
+        <w:t>2. It takes priority over the other notification messages and is not obscured or duplicated.</w:t>
       </w:r>
     </w:p>
     <w:p>
@@ -467,7 +544,7 @@
           <w:sz w:val="22"/>
           <w:u w:val="none"/>
         </w:rPr>
-        <w:t>2.2.Hovering over Email icon shows "No Notification Deployment Applies" when no notifications are deployed</w:t>
+        <w:t>2.2 Verify "No Active Message Interface Applies" Is Shown When the Configured Interface Is Disabled</w:t>
       </w:r>
     </w:p>
     <w:p>
@@ -498,23 +575,7 @@
           <w:sz w:val="20"/>
           <w:u w:val="none"/>
         </w:rPr>
-        <w:t>1. The build containing the HERO-68250 fix is deployed to the TMS environment.</w:t>
-      </w:r>
-    </w:p>
-    <w:p>
-      <w:pPr>
-        <w:spacing w:before="0" w:after="40"/>
-        <w:ind w:left="360" w:hanging="240"/>
-      </w:pPr>
-      <w:r>
-        <w:rPr>
-          <w:rFonts w:ascii="Arial" w:hAnsi="Arial" w:eastAsia="Arial" w:cs="Arial"/>
-          <w:b w:val="0"/>
-          <w:color w:val="000000"/>
-          <w:sz w:val="20"/>
-          <w:u w:val="none"/>
-        </w:rPr>
-        <w:t>2. Go to TMS &gt; Basic Setup &gt; Notification Deployments and ensure no notifications are deployed for the outlet.</w:t>
+        <w:t>1. A message interface is configured for the target outlet but it has been disabled.</w:t>
       </w:r>
     </w:p>
     <w:p>
@@ -561,7 +622,7 @@
           <w:sz w:val="20"/>
           <w:u w:val="none"/>
         </w:rPr>
-        <w:t>2. Select the outlet, date, and period.</w:t>
+        <w:t>2. Select the outlet, date and period.</w:t>
       </w:r>
     </w:p>
     <w:p>
@@ -577,7 +638,22 @@
           <w:sz w:val="20"/>
           <w:u w:val="none"/>
         </w:rPr>
-        <w:t>3. Hover the mouse over the Email icon.</w:t>
+        <w:t>3. Hover over the SMS icon and the Email icon.</w:t>
+      </w:r>
+    </w:p>
+    <w:p>
+      <w:pPr>
+        <w:spacing w:before="0" w:after="80"/>
+      </w:pPr>
+      <w:r>
+        <w:rPr>
+          <w:rFonts w:ascii="Arial" w:hAnsi="Arial" w:eastAsia="Arial" w:cs="Arial"/>
+          <w:b/>
+          <w:color w:val="000000"/>
+          <w:sz w:val="20"/>
+          <w:u w:val="none"/>
+        </w:rPr>
+        <w:t>Reproduction Result(s):</w:t>
       </w:r>
     </w:p>
     <w:p>
@@ -593,7 +669,7 @@
           <w:sz w:val="20"/>
           <w:u w:val="none"/>
         </w:rPr>
-        <w:t>4. Verify the prompt that appears.</w:t>
+        <w:t>1. Before the fix, the prompts could overlap and obscure each other, so the disabled-interface message was not clearly shown.</w:t>
       </w:r>
     </w:p>
     <w:p>
@@ -624,7 +700,7 @@
           <w:sz w:val="20"/>
           <w:u w:val="none"/>
         </w:rPr>
-        <w:t>1. The message "No Notification Deployment Applies" is displayed when hovering over the Email icon.</w:t>
+        <w:t>1. After the fix, the prompt "No Active Message Interface Applies" is displayed clearly.</w:t>
       </w:r>
     </w:p>
     <w:p>
@@ -640,38 +716,7 @@
           <w:sz w:val="20"/>
           <w:u w:val="none"/>
         </w:rPr>
-        <w:t>2. Only one prompt is shown at a time.</w:t>
-      </w:r>
-    </w:p>
-    <w:p>
-      <w:pPr>
-        <w:spacing w:before="0" w:after="40"/>
-        <w:ind w:left="360" w:hanging="240"/>
-      </w:pPr>
-      <w:r>
-        <w:rPr>
-          <w:rFonts w:ascii="Arial" w:hAnsi="Arial" w:eastAsia="Arial" w:cs="Arial"/>
-          <w:b w:val="0"/>
-          <w:color w:val="000000"/>
-          <w:sz w:val="20"/>
-          <w:u w:val="none"/>
-        </w:rPr>
-        <w:t>3. The prompt is clearly visible and not obscured.</w:t>
-      </w:r>
-    </w:p>
-    <w:p>
-      <w:pPr>
-        <w:spacing w:before="160" w:after="80"/>
-      </w:pPr>
-      <w:r>
-        <w:rPr>
-          <w:rFonts w:ascii="Arial" w:hAnsi="Arial" w:eastAsia="Arial" w:cs="Arial"/>
-          <w:b/>
-          <w:color w:val="001EFF"/>
-          <w:sz w:val="24"/>
-          <w:u w:val="none"/>
-        </w:rPr>
-        <w:t>3.Message Interface Prompt Scenarios</w:t>
+        <w:t>2. It takes priority over "No Notification Deployment Applies" and is not obscured or duplicated.</w:t>
       </w:r>
     </w:p>
     <w:p>
@@ -686,7 +731,7 @@
           <w:sz w:val="22"/>
           <w:u w:val="none"/>
         </w:rPr>
-        <w:t>3.1."No Message Interface Applies" shown when no message interface is configured</w:t>
+        <w:t>2.3 Verify Prompt Priority Order Across the Three Configuration Scenarios</w:t>
       </w:r>
     </w:p>
     <w:p>
@@ -717,7 +762,22 @@
           <w:sz w:val="20"/>
           <w:u w:val="none"/>
         </w:rPr>
-        <w:t>1. The build containing the HERO-68250 fix is deployed to the TMS environment.</w:t>
+        <w:t>1. Outlets can be prepared for the three configuration states: no message interface, disabled message interface, and active message interface without notification deployment.</w:t>
+      </w:r>
+    </w:p>
+    <w:p>
+      <w:pPr>
+        <w:spacing w:before="0" w:after="80"/>
+      </w:pPr>
+      <w:r>
+        <w:rPr>
+          <w:rFonts w:ascii="Arial" w:hAnsi="Arial" w:eastAsia="Arial" w:cs="Arial"/>
+          <w:b/>
+          <w:color w:val="000000"/>
+          <w:sz w:val="20"/>
+          <w:u w:val="none"/>
+        </w:rPr>
+        <w:t>Step(s):</w:t>
       </w:r>
     </w:p>
     <w:p>
@@ -733,7 +793,210 @@
           <w:sz w:val="20"/>
           <w:u w:val="none"/>
         </w:rPr>
-        <w:t>2. The outlet has no message interface configured.</w:t>
+        <w:t>1. For the outlet with no message interface, hover the SMS/Email icons and note the prompt.</w:t>
+      </w:r>
+    </w:p>
+    <w:p>
+      <w:pPr>
+        <w:spacing w:before="0" w:after="40"/>
+        <w:ind w:left="360" w:hanging="240"/>
+      </w:pPr>
+      <w:r>
+        <w:rPr>
+          <w:rFonts w:ascii="Arial" w:hAnsi="Arial" w:eastAsia="Arial" w:cs="Arial"/>
+          <w:b w:val="0"/>
+          <w:color w:val="000000"/>
+          <w:sz w:val="20"/>
+          <w:u w:val="none"/>
+        </w:rPr>
+        <w:t>2. For the outlet whose message interface is disabled, hover the icons and note the prompt.</w:t>
+      </w:r>
+    </w:p>
+    <w:p>
+      <w:pPr>
+        <w:spacing w:before="0" w:after="40"/>
+        <w:ind w:left="360" w:hanging="240"/>
+      </w:pPr>
+      <w:r>
+        <w:rPr>
+          <w:rFonts w:ascii="Arial" w:hAnsi="Arial" w:eastAsia="Arial" w:cs="Arial"/>
+          <w:b w:val="0"/>
+          <w:color w:val="000000"/>
+          <w:sz w:val="20"/>
+          <w:u w:val="none"/>
+        </w:rPr>
+        <w:t>3. For the outlet with an active message interface but no notification deployment, hover the icons and note the prompt.</w:t>
+      </w:r>
+    </w:p>
+    <w:p>
+      <w:pPr>
+        <w:spacing w:before="0" w:after="40"/>
+        <w:ind w:left="360" w:hanging="240"/>
+      </w:pPr>
+      <w:r>
+        <w:rPr>
+          <w:rFonts w:ascii="Arial" w:hAnsi="Arial" w:eastAsia="Arial" w:cs="Arial"/>
+          <w:b w:val="0"/>
+          <w:color w:val="000000"/>
+          <w:sz w:val="20"/>
+          <w:u w:val="none"/>
+        </w:rPr>
+        <w:t>4. Compare the displayed prompts with the defined priority.</w:t>
+      </w:r>
+    </w:p>
+    <w:p>
+      <w:pPr>
+        <w:spacing w:before="0" w:after="80"/>
+      </w:pPr>
+      <w:r>
+        <w:rPr>
+          <w:rFonts w:ascii="Arial" w:hAnsi="Arial" w:eastAsia="Arial" w:cs="Arial"/>
+          <w:b/>
+          <w:color w:val="000000"/>
+          <w:sz w:val="20"/>
+          <w:u w:val="none"/>
+        </w:rPr>
+        <w:t>Reproduction Result(s):</w:t>
+      </w:r>
+    </w:p>
+    <w:p>
+      <w:pPr>
+        <w:spacing w:before="0" w:after="40"/>
+        <w:ind w:left="360" w:hanging="240"/>
+      </w:pPr>
+      <w:r>
+        <w:rPr>
+          <w:rFonts w:ascii="Arial" w:hAnsi="Arial" w:eastAsia="Arial" w:cs="Arial"/>
+          <w:b w:val="0"/>
+          <w:color w:val="000000"/>
+          <w:sz w:val="20"/>
+          <w:u w:val="none"/>
+        </w:rPr>
+        <w:t>1. Before the fix, the prompts appeared repeatedly with one obscured, so the priority between the messages could not be observed correctly.</w:t>
+      </w:r>
+    </w:p>
+    <w:p>
+      <w:pPr>
+        <w:spacing w:before="0" w:after="80"/>
+      </w:pPr>
+      <w:r>
+        <w:rPr>
+          <w:rFonts w:ascii="Arial" w:hAnsi="Arial" w:eastAsia="Arial" w:cs="Arial"/>
+          <w:b/>
+          <w:color w:val="000000"/>
+          <w:sz w:val="20"/>
+          <w:u w:val="none"/>
+        </w:rPr>
+        <w:t>Fix Result(s):</w:t>
+      </w:r>
+    </w:p>
+    <w:p>
+      <w:pPr>
+        <w:spacing w:before="0" w:after="40"/>
+        <w:ind w:left="360" w:hanging="240"/>
+      </w:pPr>
+      <w:r>
+        <w:rPr>
+          <w:rFonts w:ascii="Arial" w:hAnsi="Arial" w:eastAsia="Arial" w:cs="Arial"/>
+          <w:b w:val="0"/>
+          <w:color w:val="000000"/>
+          <w:sz w:val="20"/>
+          <w:u w:val="none"/>
+        </w:rPr>
+        <w:t>1. After the fix, the prompts follow the priority order: "No Message Interface Applies" &gt; "No Active Message Interface Applies" &gt; "No Notification Deployment Applies".</w:t>
+      </w:r>
+    </w:p>
+    <w:p>
+      <w:pPr>
+        <w:spacing w:before="0" w:after="40"/>
+        <w:ind w:left="360" w:hanging="240"/>
+      </w:pPr>
+      <w:r>
+        <w:rPr>
+          <w:rFonts w:ascii="Arial" w:hAnsi="Arial" w:eastAsia="Arial" w:cs="Arial"/>
+          <w:b w:val="0"/>
+          <w:color w:val="000000"/>
+          <w:sz w:val="20"/>
+          <w:u w:val="none"/>
+        </w:rPr>
+        <w:t>2. Only the single highest-priority applicable message is shown for each outlet and the text is fully visible.</w:t>
+      </w:r>
+    </w:p>
+    <w:p>
+      <w:pPr>
+        <w:spacing w:before="160" w:after="80"/>
+      </w:pPr>
+      <w:r>
+        <w:rPr>
+          <w:rFonts w:ascii="Arial" w:hAnsi="Arial" w:eastAsia="Arial" w:cs="Arial"/>
+          <w:b/>
+          <w:color w:val="001EFF"/>
+          <w:sz w:val="24"/>
+          <w:u w:val="none"/>
+        </w:rPr>
+        <w:t>3. Configured Notification Regression</w:t>
+      </w:r>
+    </w:p>
+    <w:p>
+      <w:pPr>
+        <w:spacing w:before="120" w:after="60"/>
+      </w:pPr>
+      <w:r>
+        <w:rPr>
+          <w:rFonts w:ascii="Arial" w:hAnsi="Arial" w:eastAsia="Arial" w:cs="Arial"/>
+          <w:b/>
+          <w:color w:val="001EFF"/>
+          <w:sz w:val="22"/>
+          <w:u w:val="none"/>
+        </w:rPr>
+        <w:t>3.1 Verify SMS/Email Icons Work Normally When an Active Message Interface and Notification Deployment Exist</w:t>
+      </w:r>
+    </w:p>
+    <w:p>
+      <w:pPr>
+        <w:spacing w:before="0" w:after="80"/>
+      </w:pPr>
+      <w:r>
+        <w:rPr>
+          <w:rFonts w:ascii="Arial" w:hAnsi="Arial" w:eastAsia="Arial" w:cs="Arial"/>
+          <w:b/>
+          <w:color w:val="000000"/>
+          <w:sz w:val="20"/>
+          <w:u w:val="none"/>
+        </w:rPr>
+        <w:t>Prerequisite(s):</w:t>
+      </w:r>
+    </w:p>
+    <w:p>
+      <w:pPr>
+        <w:spacing w:before="0" w:after="40"/>
+        <w:ind w:left="360" w:hanging="240"/>
+      </w:pPr>
+      <w:r>
+        <w:rPr>
+          <w:rFonts w:ascii="Arial" w:hAnsi="Arial" w:eastAsia="Arial" w:cs="Arial"/>
+          <w:b w:val="0"/>
+          <w:color w:val="000000"/>
+          <w:sz w:val="20"/>
+          <w:u w:val="none"/>
+        </w:rPr>
+        <w:t>1. An active message interface is configured for the target outlet.</w:t>
+      </w:r>
+    </w:p>
+    <w:p>
+      <w:pPr>
+        <w:spacing w:before="0" w:after="40"/>
+        <w:ind w:left="360" w:hanging="240"/>
+      </w:pPr>
+      <w:r>
+        <w:rPr>
+          <w:rFonts w:ascii="Arial" w:hAnsi="Arial" w:eastAsia="Arial" w:cs="Arial"/>
+          <w:b w:val="0"/>
+          <w:color w:val="000000"/>
+          <w:sz w:val="20"/>
+          <w:u w:val="none"/>
+        </w:rPr>
+        <w:t>2. A notification deployment is configured for the selected outlet, date and period.</w:t>
       </w:r>
     </w:p>
     <w:p>
@@ -780,7 +1043,7 @@
           <w:sz w:val="20"/>
           <w:u w:val="none"/>
         </w:rPr>
-        <w:t>2. Select the outlet, date, and period.</w:t>
+        <w:t>2. Select the outlet, date and period.</w:t>
       </w:r>
     </w:p>
     <w:p>
@@ -796,7 +1059,7 @@
           <w:sz w:val="20"/>
           <w:u w:val="none"/>
         </w:rPr>
-        <w:t>3. Hover the mouse over the SMS or Email icon.</w:t>
+        <w:t>3. Hover over and click the SMS icon, then the Email icon, to use the notification functions.</w:t>
       </w:r>
     </w:p>
     <w:p>
@@ -812,7 +1075,38 @@
           <w:sz w:val="20"/>
           <w:u w:val="none"/>
         </w:rPr>
-        <w:t>4. Verify the prompt that appears.</w:t>
+        <w:t>4. Observe the prompts and the SMS/email sending behavior.</w:t>
+      </w:r>
+    </w:p>
+    <w:p>
+      <w:pPr>
+        <w:spacing w:before="0" w:after="80"/>
+      </w:pPr>
+      <w:r>
+        <w:rPr>
+          <w:rFonts w:ascii="Arial" w:hAnsi="Arial" w:eastAsia="Arial" w:cs="Arial"/>
+          <w:b/>
+          <w:color w:val="000000"/>
+          <w:sz w:val="20"/>
+          <w:u w:val="none"/>
+        </w:rPr>
+        <w:t>Reproduction Result(s):</w:t>
+      </w:r>
+    </w:p>
+    <w:p>
+      <w:pPr>
+        <w:spacing w:before="0" w:after="40"/>
+        <w:ind w:left="360" w:hanging="240"/>
+      </w:pPr>
+      <w:r>
+        <w:rPr>
+          <w:rFonts w:ascii="Arial" w:hAnsi="Arial" w:eastAsia="Arial" w:cs="Arial"/>
+          <w:b w:val="0"/>
+          <w:color w:val="000000"/>
+          <w:sz w:val="20"/>
+          <w:u w:val="none"/>
+        </w:rPr>
+        <w:t>1. With a valid deployment and active interface, the SMS/Email notification functions worked normally before the change.</w:t>
       </w:r>
     </w:p>
     <w:p>
@@ -843,7 +1137,7 @@
           <w:sz w:val="20"/>
           <w:u w:val="none"/>
         </w:rPr>
-        <w:t>1. The message "No Message Interface Applies" is displayed when no message interface is configured for the outlet.</w:t>
+        <w:t>1. After the fix, the SMS and Email icons still work normally when a notification deployment and an active message interface exist.</w:t>
       </w:r>
     </w:p>
     <w:p>
@@ -859,7 +1153,7 @@
           <w:sz w:val="20"/>
           <w:u w:val="none"/>
         </w:rPr>
-        <w:t>2. Only one prompt is shown at a time.</w:t>
+        <w:t>2. The "No Notification Deployment Applies" prompt is not shown incorrectly for a configured outlet.</w:t>
       </w:r>
     </w:p>
     <w:p>
@@ -875,37 +1169,37 @@
           <w:sz w:val="20"/>
           <w:u w:val="none"/>
         </w:rPr>
-        <w:t>3. The prompt is clearly visible and not obscured.</w:t>
+        <w:t>3. No repeated or obscured prompt appears during normal SMS/email operation.</w:t>
       </w:r>
     </w:p>
     <w:p>
       <w:pPr>
-        <w:spacing w:before="120" w:after="60"/>
+        <w:spacing w:before="200" w:after="120"/>
+      </w:pPr>
+      <w:r>
+        <w:rPr>
+          <w:rFonts w:ascii="Arial" w:hAnsi="Arial" w:eastAsia="Arial" w:cs="Arial"/>
+          <w:b/>
+          <w:color w:val="000000"/>
+          <w:sz w:val="26"/>
+          <w:u w:val="single"/>
+        </w:rPr>
+        <w:t>Appendix</w:t>
+      </w:r>
+    </w:p>
+    <w:p>
+      <w:pPr>
+        <w:spacing w:before="160" w:after="80"/>
       </w:pPr>
       <w:r>
         <w:rPr>
           <w:rFonts w:ascii="Arial" w:hAnsi="Arial" w:eastAsia="Arial" w:cs="Arial"/>
           <w:b/>
           <w:color w:val="001EFF"/>
-          <w:sz w:val="22"/>
+          <w:sz w:val="24"/>
           <w:u w:val="none"/>
         </w:rPr>
-        <w:t>3.2."No Active Message Interface Applies" shown when the message interface is disabled</w:t>
-      </w:r>
-    </w:p>
-    <w:p>
-      <w:pPr>
-        <w:spacing w:before="0" w:after="80"/>
-      </w:pPr>
-      <w:r>
-        <w:rPr>
-          <w:rFonts w:ascii="Arial" w:hAnsi="Arial" w:eastAsia="Arial" w:cs="Arial"/>
-          <w:b/>
-          <w:color w:val="000000"/>
-          <w:sz w:val="20"/>
-          <w:u w:val="none"/>
-        </w:rPr>
-        <w:t>Prerequisite(s):</w:t>
+        <w:t>Requirement Source</w:t>
       </w:r>
     </w:p>
     <w:p>
@@ -921,7 +1215,27 @@
           <w:sz w:val="20"/>
           <w:u w:val="none"/>
         </w:rPr>
-        <w:t>1. The build containing the HERO-68250 fix is deployed to the TMS environment.</w:t>
+        <w:t xml:space="preserve">• </w:t>
+      </w:r>
+      <w:r>
+        <w:rPr>
+          <w:rFonts w:ascii="Arial" w:hAnsi="Arial" w:eastAsia="Arial" w:cs="Arial"/>
+          <w:b/>
+          <w:color w:val="000000"/>
+          <w:sz w:val="20"/>
+          <w:u w:val="none"/>
+        </w:rPr>
+        <w:t>Issue Key</w:t>
+      </w:r>
+      <w:r>
+        <w:rPr>
+          <w:rFonts w:ascii="Arial" w:hAnsi="Arial" w:eastAsia="Arial" w:cs="Arial"/>
+          <w:b w:val="0"/>
+          <w:color w:val="000000"/>
+          <w:sz w:val="20"/>
+          <w:u w:val="none"/>
+        </w:rPr>
+        <w:t>: HERO-68250</w:t>
       </w:r>
     </w:p>
     <w:p>
@@ -937,13 +1251,8 @@
           <w:sz w:val="20"/>
           <w:u w:val="none"/>
         </w:rPr>
-        <w:t>2. The outlet has a message interface configured but it has been disabled.</w:t>
+        <w:t xml:space="preserve">• </w:t>
       </w:r>
-    </w:p>
-    <w:p>
-      <w:pPr>
-        <w:spacing w:before="0" w:after="80"/>
-      </w:pPr>
       <w:r>
         <w:rPr>
           <w:rFonts w:ascii="Arial" w:hAnsi="Arial" w:eastAsia="Arial" w:cs="Arial"/>
@@ -952,7 +1261,17 @@
           <w:sz w:val="20"/>
           <w:u w:val="none"/>
         </w:rPr>
-        <w:t>Step(s):</w:t>
+        <w:t>Issue Type</w:t>
+      </w:r>
+      <w:r>
+        <w:rPr>
+          <w:rFonts w:ascii="Arial" w:hAnsi="Arial" w:eastAsia="Arial" w:cs="Arial"/>
+          <w:b w:val="0"/>
+          <w:color w:val="000000"/>
+          <w:sz w:val="20"/>
+          <w:u w:val="none"/>
+        </w:rPr>
+        <w:t>: Bug</w:t>
       </w:r>
     </w:p>
     <w:p>
@@ -968,7 +1287,27 @@
           <w:sz w:val="20"/>
           <w:u w:val="none"/>
         </w:rPr>
-        <w:t>1. Go to TMS Operation &gt; New Reservation page.</w:t>
+        <w:t xml:space="preserve">• </w:t>
+      </w:r>
+      <w:r>
+        <w:rPr>
+          <w:rFonts w:ascii="Arial" w:hAnsi="Arial" w:eastAsia="Arial" w:cs="Arial"/>
+          <w:b/>
+          <w:color w:val="000000"/>
+          <w:sz w:val="20"/>
+          <w:u w:val="none"/>
+        </w:rPr>
+        <w:t>Summary</w:t>
+      </w:r>
+      <w:r>
+        <w:rPr>
+          <w:rFonts w:ascii="Arial" w:hAnsi="Arial" w:eastAsia="Arial" w:cs="Arial"/>
+          <w:b w:val="0"/>
+          <w:color w:val="000000"/>
+          <w:sz w:val="20"/>
+          <w:u w:val="none"/>
+        </w:rPr>
+        <w:t>: TMS2.0 - "No Notification Deployment Applies" is obscured</w:t>
       </w:r>
     </w:p>
     <w:p>
@@ -984,7 +1323,27 @@
           <w:sz w:val="20"/>
           <w:u w:val="none"/>
         </w:rPr>
-        <w:t>2. Select the outlet, date, and period.</w:t>
+        <w:t xml:space="preserve">• </w:t>
+      </w:r>
+      <w:r>
+        <w:rPr>
+          <w:rFonts w:ascii="Arial" w:hAnsi="Arial" w:eastAsia="Arial" w:cs="Arial"/>
+          <w:b/>
+          <w:color w:val="000000"/>
+          <w:sz w:val="20"/>
+          <w:u w:val="none"/>
+        </w:rPr>
+        <w:t>Component</w:t>
+      </w:r>
+      <w:r>
+        <w:rPr>
+          <w:rFonts w:ascii="Arial" w:hAnsi="Arial" w:eastAsia="Arial" w:cs="Arial"/>
+          <w:b w:val="0"/>
+          <w:color w:val="000000"/>
+          <w:sz w:val="20"/>
+          <w:u w:val="none"/>
+        </w:rPr>
+        <w:t>: Reservation (TMS2.0)</w:t>
       </w:r>
     </w:p>
     <w:p>
@@ -1000,7 +1359,27 @@
           <w:sz w:val="20"/>
           <w:u w:val="none"/>
         </w:rPr>
-        <w:t>3. Hover the mouse over the SMS or Email icon.</w:t>
+        <w:t xml:space="preserve">• </w:t>
+      </w:r>
+      <w:r>
+        <w:rPr>
+          <w:rFonts w:ascii="Arial" w:hAnsi="Arial" w:eastAsia="Arial" w:cs="Arial"/>
+          <w:b/>
+          <w:color w:val="000000"/>
+          <w:sz w:val="20"/>
+          <w:u w:val="none"/>
+        </w:rPr>
+        <w:t>Sprint</w:t>
+      </w:r>
+      <w:r>
+        <w:rPr>
+          <w:rFonts w:ascii="Arial" w:hAnsi="Arial" w:eastAsia="Arial" w:cs="Arial"/>
+          <w:b w:val="0"/>
+          <w:color w:val="000000"/>
+          <w:sz w:val="20"/>
+          <w:u w:val="none"/>
+        </w:rPr>
+        <w:t>: TMS - 20260921-20261002</w:t>
       </w:r>
     </w:p>
     <w:p>
@@ -1016,13 +1395,8 @@
           <w:sz w:val="20"/>
           <w:u w:val="none"/>
         </w:rPr>
-        <w:t>4. Verify the prompt that appears.</w:t>
+        <w:t xml:space="preserve">• </w:t>
       </w:r>
-    </w:p>
-    <w:p>
-      <w:pPr>
-        <w:spacing w:before="0" w:after="80"/>
-      </w:pPr>
       <w:r>
         <w:rPr>
           <w:rFonts w:ascii="Arial" w:hAnsi="Arial" w:eastAsia="Arial" w:cs="Arial"/>
@@ -1031,7 +1405,32 @@
           <w:sz w:val="20"/>
           <w:u w:val="none"/>
         </w:rPr>
-        <w:t>Fix Result(s):</w:t>
+        <w:t>Prompt Priority</w:t>
+      </w:r>
+      <w:r>
+        <w:rPr>
+          <w:rFonts w:ascii="Arial" w:hAnsi="Arial" w:eastAsia="Arial" w:cs="Arial"/>
+          <w:b w:val="0"/>
+          <w:color w:val="000000"/>
+          <w:sz w:val="20"/>
+          <w:u w:val="none"/>
+        </w:rPr>
+        <w:t>: No Message Interface Applies &gt; No Active Message Interface Applies &gt; No Notification Deployment Applies</w:t>
+      </w:r>
+    </w:p>
+    <w:p>
+      <w:pPr>
+        <w:spacing w:before="160" w:after="80"/>
+      </w:pPr>
+      <w:r>
+        <w:rPr>
+          <w:rFonts w:ascii="Arial" w:hAnsi="Arial" w:eastAsia="Arial" w:cs="Arial"/>
+          <w:b/>
+          <w:color w:val="001EFF"/>
+          <w:sz w:val="24"/>
+          <w:u w:val="none"/>
+        </w:rPr>
+        <w:t>Regression Test Scope</w:t>
       </w:r>
     </w:p>
     <w:p>
@@ -1047,7 +1446,7 @@
           <w:sz w:val="20"/>
           <w:u w:val="none"/>
         </w:rPr>
-        <w:t>1. The message "No Active Message Interface Applies" is displayed when the configured message interface is disabled.</w:t>
+        <w:t>• TMS &gt; Basic Setup &gt; Notification Deployments configuration (no deployment scenario).</w:t>
       </w:r>
     </w:p>
     <w:p>
@@ -1063,7 +1462,7 @@
           <w:sz w:val="20"/>
           <w:u w:val="none"/>
         </w:rPr>
-        <w:t>2. Only one prompt is shown at a time.</w:t>
+        <w:t>• Message interface configuration states: not configured, configured but disabled, and active.</w:t>
       </w:r>
     </w:p>
     <w:p>
@@ -1079,52 +1478,7 @@
           <w:sz w:val="20"/>
           <w:u w:val="none"/>
         </w:rPr>
-        <w:t>3. The prompt is clearly visible and not obscured.</w:t>
-      </w:r>
-    </w:p>
-    <w:p>
-      <w:pPr>
-        <w:spacing w:before="160" w:after="80"/>
-      </w:pPr>
-      <w:r>
-        <w:rPr>
-          <w:rFonts w:ascii="Arial" w:hAnsi="Arial" w:eastAsia="Arial" w:cs="Arial"/>
-          <w:b/>
-          <w:color w:val="001EFF"/>
-          <w:sz w:val="24"/>
-          <w:u w:val="none"/>
-        </w:rPr>
-        <w:t>4.Message Prompt Priority Verification</w:t>
-      </w:r>
-    </w:p>
-    <w:p>
-      <w:pPr>
-        <w:spacing w:before="120" w:after="60"/>
-      </w:pPr>
-      <w:r>
-        <w:rPr>
-          <w:rFonts w:ascii="Arial" w:hAnsi="Arial" w:eastAsia="Arial" w:cs="Arial"/>
-          <w:b/>
-          <w:color w:val="001EFF"/>
-          <w:sz w:val="22"/>
-          <w:u w:val="none"/>
-        </w:rPr>
-        <w:t>4.1.Priority order: No Message Interface Applies &gt; No Active Message Interface Applies &gt; No Notification Deployment Applies</w:t>
-      </w:r>
-    </w:p>
-    <w:p>
-      <w:pPr>
-        <w:spacing w:before="0" w:after="80"/>
-      </w:pPr>
-      <w:r>
-        <w:rPr>
-          <w:rFonts w:ascii="Arial" w:hAnsi="Arial" w:eastAsia="Arial" w:cs="Arial"/>
-          <w:b/>
-          <w:color w:val="000000"/>
-          <w:sz w:val="20"/>
-          <w:u w:val="none"/>
-        </w:rPr>
-        <w:t>Prerequisite(s):</w:t>
+        <w:t>• TMS Operation &gt; New Reservation page SMS and Email icon hover prompts after selecting outlet, date and period.</w:t>
       </w:r>
     </w:p>
     <w:p>
@@ -1140,7 +1494,7 @@
           <w:sz w:val="20"/>
           <w:u w:val="none"/>
         </w:rPr>
-        <w:t>1. The build containing the HERO-68250 fix is deployed to the TMS environment.</w:t>
+        <w:t>• Prompt priority and single-instance display behavior ("No Message Interface Applies" / "No Active Message Interface Applies" / "No Notification Deployment Applies").</w:t>
       </w:r>
     </w:p>
     <w:p>
@@ -1156,668 +1510,7 @@
           <w:sz w:val="20"/>
           <w:u w:val="none"/>
         </w:rPr>
-        <w:t>2. Multiple notification conditions can be simulated for the same outlet (no message interface, disabled message interface, no notification deployment).</w:t>
-      </w:r>
-    </w:p>
-    <w:p>
-      <w:pPr>
-        <w:spacing w:before="0" w:after="80"/>
-      </w:pPr>
-      <w:r>
-        <w:rPr>
-          <w:rFonts w:ascii="Arial" w:hAnsi="Arial" w:eastAsia="Arial" w:cs="Arial"/>
-          <w:b/>
-          <w:color w:val="000000"/>
-          <w:sz w:val="20"/>
-          <w:u w:val="none"/>
-        </w:rPr>
-        <w:t>Step(s):</w:t>
-      </w:r>
-    </w:p>
-    <w:p>
-      <w:pPr>
-        <w:spacing w:before="0" w:after="40"/>
-        <w:ind w:left="360" w:hanging="240"/>
-      </w:pPr>
-      <w:r>
-        <w:rPr>
-          <w:rFonts w:ascii="Arial" w:hAnsi="Arial" w:eastAsia="Arial" w:cs="Arial"/>
-          <w:b w:val="0"/>
-          <w:color w:val="000000"/>
-          <w:sz w:val="20"/>
-          <w:u w:val="none"/>
-        </w:rPr>
-        <w:t>1. Configure the outlet so that no message interface is configured and no notification deployment exists.</w:t>
-      </w:r>
-    </w:p>
-    <w:p>
-      <w:pPr>
-        <w:spacing w:before="0" w:after="40"/>
-        <w:ind w:left="360" w:hanging="240"/>
-      </w:pPr>
-      <w:r>
-        <w:rPr>
-          <w:rFonts w:ascii="Arial" w:hAnsi="Arial" w:eastAsia="Arial" w:cs="Arial"/>
-          <w:b w:val="0"/>
-          <w:color w:val="000000"/>
-          <w:sz w:val="20"/>
-          <w:u w:val="none"/>
-        </w:rPr>
-        <w:t>2. Go to TMS Operation &gt; New Reservation page, select the outlet, date, and period, and hover over the SMS icon.</w:t>
-      </w:r>
-    </w:p>
-    <w:p>
-      <w:pPr>
-        <w:spacing w:before="0" w:after="40"/>
-        <w:ind w:left="360" w:hanging="240"/>
-      </w:pPr>
-      <w:r>
-        <w:rPr>
-          <w:rFonts w:ascii="Arial" w:hAnsi="Arial" w:eastAsia="Arial" w:cs="Arial"/>
-          <w:b w:val="0"/>
-          <w:color w:val="000000"/>
-          <w:sz w:val="20"/>
-          <w:u w:val="none"/>
-        </w:rPr>
-        <w:t>3. Verify the highest-priority prompt ("No Message Interface Applies") is shown.</w:t>
-      </w:r>
-    </w:p>
-    <w:p>
-      <w:pPr>
-        <w:spacing w:before="0" w:after="40"/>
-        <w:ind w:left="360" w:hanging="240"/>
-      </w:pPr>
-      <w:r>
-        <w:rPr>
-          <w:rFonts w:ascii="Arial" w:hAnsi="Arial" w:eastAsia="Arial" w:cs="Arial"/>
-          <w:b w:val="0"/>
-          <w:color w:val="000000"/>
-          <w:sz w:val="20"/>
-          <w:u w:val="none"/>
-        </w:rPr>
-        <w:t>4. Configure the outlet so that a message interface is configured but disabled, and no notification deployment exists.</w:t>
-      </w:r>
-    </w:p>
-    <w:p>
-      <w:pPr>
-        <w:spacing w:before="0" w:after="40"/>
-        <w:ind w:left="360" w:hanging="240"/>
-      </w:pPr>
-      <w:r>
-        <w:rPr>
-          <w:rFonts w:ascii="Arial" w:hAnsi="Arial" w:eastAsia="Arial" w:cs="Arial"/>
-          <w:b w:val="0"/>
-          <w:color w:val="000000"/>
-          <w:sz w:val="20"/>
-          <w:u w:val="none"/>
-        </w:rPr>
-        <w:t>5. Hover over the SMS icon again and verify the prompt ("No Active Message Interface Applies") is shown.</w:t>
-      </w:r>
-    </w:p>
-    <w:p>
-      <w:pPr>
-        <w:spacing w:before="0" w:after="40"/>
-        <w:ind w:left="360" w:hanging="240"/>
-      </w:pPr>
-      <w:r>
-        <w:rPr>
-          <w:rFonts w:ascii="Arial" w:hAnsi="Arial" w:eastAsia="Arial" w:cs="Arial"/>
-          <w:b w:val="0"/>
-          <w:color w:val="000000"/>
-          <w:sz w:val="20"/>
-          <w:u w:val="none"/>
-        </w:rPr>
-        <w:t>6. Configure the outlet so that a message interface is active but no notification deployment exists.</w:t>
-      </w:r>
-    </w:p>
-    <w:p>
-      <w:pPr>
-        <w:spacing w:before="0" w:after="40"/>
-        <w:ind w:left="360" w:hanging="240"/>
-      </w:pPr>
-      <w:r>
-        <w:rPr>
-          <w:rFonts w:ascii="Arial" w:hAnsi="Arial" w:eastAsia="Arial" w:cs="Arial"/>
-          <w:b w:val="0"/>
-          <w:color w:val="000000"/>
-          <w:sz w:val="20"/>
-          <w:u w:val="none"/>
-        </w:rPr>
-        <w:t>7. Hover over the SMS icon again and verify the prompt ("No Notification Deployment Applies") is shown.</w:t>
-      </w:r>
-    </w:p>
-    <w:p>
-      <w:pPr>
-        <w:spacing w:before="0" w:after="80"/>
-      </w:pPr>
-      <w:r>
-        <w:rPr>
-          <w:rFonts w:ascii="Arial" w:hAnsi="Arial" w:eastAsia="Arial" w:cs="Arial"/>
-          <w:b/>
-          <w:color w:val="000000"/>
-          <w:sz w:val="20"/>
-          <w:u w:val="none"/>
-        </w:rPr>
-        <w:t>Fix Result(s):</w:t>
-      </w:r>
-    </w:p>
-    <w:p>
-      <w:pPr>
-        <w:spacing w:before="0" w:after="40"/>
-        <w:ind w:left="360" w:hanging="240"/>
-      </w:pPr>
-      <w:r>
-        <w:rPr>
-          <w:rFonts w:ascii="Arial" w:hAnsi="Arial" w:eastAsia="Arial" w:cs="Arial"/>
-          <w:b w:val="0"/>
-          <w:color w:val="000000"/>
-          <w:sz w:val="20"/>
-          <w:u w:val="none"/>
-        </w:rPr>
-        <w:t>1. When no message interface is configured, "No Message Interface Applies" is shown (highest priority).</w:t>
-      </w:r>
-    </w:p>
-    <w:p>
-      <w:pPr>
-        <w:spacing w:before="0" w:after="40"/>
-        <w:ind w:left="360" w:hanging="240"/>
-      </w:pPr>
-      <w:r>
-        <w:rPr>
-          <w:rFonts w:ascii="Arial" w:hAnsi="Arial" w:eastAsia="Arial" w:cs="Arial"/>
-          <w:b w:val="0"/>
-          <w:color w:val="000000"/>
-          <w:sz w:val="20"/>
-          <w:u w:val="none"/>
-        </w:rPr>
-        <w:t>2. When the message interface is disabled, "No Active Message Interface Applies" is shown (second priority).</w:t>
-      </w:r>
-    </w:p>
-    <w:p>
-      <w:pPr>
-        <w:spacing w:before="0" w:after="40"/>
-        <w:ind w:left="360" w:hanging="240"/>
-      </w:pPr>
-      <w:r>
-        <w:rPr>
-          <w:rFonts w:ascii="Arial" w:hAnsi="Arial" w:eastAsia="Arial" w:cs="Arial"/>
-          <w:b w:val="0"/>
-          <w:color w:val="000000"/>
-          <w:sz w:val="20"/>
-          <w:u w:val="none"/>
-        </w:rPr>
-        <w:t>3. When the message interface is active but no notification deployment exists, "No Notification Deployment Applies" is shown (lowest priority).</w:t>
-      </w:r>
-    </w:p>
-    <w:p>
-      <w:pPr>
-        <w:spacing w:before="0" w:after="40"/>
-        <w:ind w:left="360" w:hanging="240"/>
-      </w:pPr>
-      <w:r>
-        <w:rPr>
-          <w:rFonts w:ascii="Arial" w:hAnsi="Arial" w:eastAsia="Arial" w:cs="Arial"/>
-          <w:b w:val="0"/>
-          <w:color w:val="000000"/>
-          <w:sz w:val="20"/>
-          <w:u w:val="none"/>
-        </w:rPr>
-        <w:t>4. Only the highest-priority applicable prompt is shown at any time.</w:t>
-      </w:r>
-    </w:p>
-    <w:p>
-      <w:pPr>
-        <w:spacing w:before="0" w:after="40"/>
-        <w:ind w:left="360" w:hanging="240"/>
-      </w:pPr>
-      <w:r>
-        <w:rPr>
-          <w:rFonts w:ascii="Arial" w:hAnsi="Arial" w:eastAsia="Arial" w:cs="Arial"/>
-          <w:b w:val="0"/>
-          <w:color w:val="000000"/>
-          <w:sz w:val="20"/>
-          <w:u w:val="none"/>
-        </w:rPr>
-        <w:t>5. No prompts are obscured or overlapped.</w:t>
-      </w:r>
-    </w:p>
-    <w:p>
-      <w:pPr>
-        <w:spacing w:before="160" w:after="80"/>
-      </w:pPr>
-      <w:r>
-        <w:rPr>
-          <w:rFonts w:ascii="Arial" w:hAnsi="Arial" w:eastAsia="Arial" w:cs="Arial"/>
-          <w:b/>
-          <w:color w:val="001EFF"/>
-          <w:sz w:val="24"/>
-          <w:u w:val="none"/>
-        </w:rPr>
-        <w:t>5.Regression - Normal Notification Deployment</w:t>
-      </w:r>
-    </w:p>
-    <w:p>
-      <w:pPr>
-        <w:spacing w:before="120" w:after="60"/>
-      </w:pPr>
-      <w:r>
-        <w:rPr>
-          <w:rFonts w:ascii="Arial" w:hAnsi="Arial" w:eastAsia="Arial" w:cs="Arial"/>
-          <w:b/>
-          <w:color w:val="001EFF"/>
-          <w:sz w:val="22"/>
-          <w:u w:val="none"/>
-        </w:rPr>
-        <w:t>5.1.Normal notification deployment does not show any error prompt</w:t>
-      </w:r>
-    </w:p>
-    <w:p>
-      <w:pPr>
-        <w:spacing w:before="0" w:after="80"/>
-      </w:pPr>
-      <w:r>
-        <w:rPr>
-          <w:rFonts w:ascii="Arial" w:hAnsi="Arial" w:eastAsia="Arial" w:cs="Arial"/>
-          <w:b/>
-          <w:color w:val="000000"/>
-          <w:sz w:val="20"/>
-          <w:u w:val="none"/>
-        </w:rPr>
-        <w:t>Prerequisite(s):</w:t>
-      </w:r>
-    </w:p>
-    <w:p>
-      <w:pPr>
-        <w:spacing w:before="0" w:after="40"/>
-        <w:ind w:left="360" w:hanging="240"/>
-      </w:pPr>
-      <w:r>
-        <w:rPr>
-          <w:rFonts w:ascii="Arial" w:hAnsi="Arial" w:eastAsia="Arial" w:cs="Arial"/>
-          <w:b w:val="0"/>
-          <w:color w:val="000000"/>
-          <w:sz w:val="20"/>
-          <w:u w:val="none"/>
-        </w:rPr>
-        <w:t>1. The build containing the HERO-68250 fix is deployed to the TMS environment.</w:t>
-      </w:r>
-    </w:p>
-    <w:p>
-      <w:pPr>
-        <w:spacing w:before="0" w:after="40"/>
-        <w:ind w:left="360" w:hanging="240"/>
-      </w:pPr>
-      <w:r>
-        <w:rPr>
-          <w:rFonts w:ascii="Arial" w:hAnsi="Arial" w:eastAsia="Arial" w:cs="Arial"/>
-          <w:b w:val="0"/>
-          <w:color w:val="000000"/>
-          <w:sz w:val="20"/>
-          <w:u w:val="none"/>
-        </w:rPr>
-        <w:t>2. The outlet has a valid notification deployment configured with an active message interface.</w:t>
-      </w:r>
-    </w:p>
-    <w:p>
-      <w:pPr>
-        <w:spacing w:before="0" w:after="80"/>
-      </w:pPr>
-      <w:r>
-        <w:rPr>
-          <w:rFonts w:ascii="Arial" w:hAnsi="Arial" w:eastAsia="Arial" w:cs="Arial"/>
-          <w:b/>
-          <w:color w:val="000000"/>
-          <w:sz w:val="20"/>
-          <w:u w:val="none"/>
-        </w:rPr>
-        <w:t>Step(s):</w:t>
-      </w:r>
-    </w:p>
-    <w:p>
-      <w:pPr>
-        <w:spacing w:before="0" w:after="40"/>
-        <w:ind w:left="360" w:hanging="240"/>
-      </w:pPr>
-      <w:r>
-        <w:rPr>
-          <w:rFonts w:ascii="Arial" w:hAnsi="Arial" w:eastAsia="Arial" w:cs="Arial"/>
-          <w:b w:val="0"/>
-          <w:color w:val="000000"/>
-          <w:sz w:val="20"/>
-          <w:u w:val="none"/>
-        </w:rPr>
-        <w:t>1. Go to TMS Operation &gt; New Reservation page.</w:t>
-      </w:r>
-    </w:p>
-    <w:p>
-      <w:pPr>
-        <w:spacing w:before="0" w:after="40"/>
-        <w:ind w:left="360" w:hanging="240"/>
-      </w:pPr>
-      <w:r>
-        <w:rPr>
-          <w:rFonts w:ascii="Arial" w:hAnsi="Arial" w:eastAsia="Arial" w:cs="Arial"/>
-          <w:b w:val="0"/>
-          <w:color w:val="000000"/>
-          <w:sz w:val="20"/>
-          <w:u w:val="none"/>
-        </w:rPr>
-        <w:t>2. Select the outlet, date, and period.</w:t>
-      </w:r>
-    </w:p>
-    <w:p>
-      <w:pPr>
-        <w:spacing w:before="0" w:after="40"/>
-        <w:ind w:left="360" w:hanging="240"/>
-      </w:pPr>
-      <w:r>
-        <w:rPr>
-          <w:rFonts w:ascii="Arial" w:hAnsi="Arial" w:eastAsia="Arial" w:cs="Arial"/>
-          <w:b w:val="0"/>
-          <w:color w:val="000000"/>
-          <w:sz w:val="20"/>
-          <w:u w:val="none"/>
-        </w:rPr>
-        <w:t>3. Hover the mouse over the SMS or Email icon.</w:t>
-      </w:r>
-    </w:p>
-    <w:p>
-      <w:pPr>
-        <w:spacing w:before="0" w:after="40"/>
-        <w:ind w:left="360" w:hanging="240"/>
-      </w:pPr>
-      <w:r>
-        <w:rPr>
-          <w:rFonts w:ascii="Arial" w:hAnsi="Arial" w:eastAsia="Arial" w:cs="Arial"/>
-          <w:b w:val="0"/>
-          <w:color w:val="000000"/>
-          <w:sz w:val="20"/>
-          <w:u w:val="none"/>
-        </w:rPr>
-        <w:t>4. Verify no error prompt appears.</w:t>
-      </w:r>
-    </w:p>
-    <w:p>
-      <w:pPr>
-        <w:spacing w:before="0" w:after="80"/>
-      </w:pPr>
-      <w:r>
-        <w:rPr>
-          <w:rFonts w:ascii="Arial" w:hAnsi="Arial" w:eastAsia="Arial" w:cs="Arial"/>
-          <w:b/>
-          <w:color w:val="000000"/>
-          <w:sz w:val="20"/>
-          <w:u w:val="none"/>
-        </w:rPr>
-        <w:t>Fix Result(s):</w:t>
-      </w:r>
-    </w:p>
-    <w:p>
-      <w:pPr>
-        <w:spacing w:before="0" w:after="40"/>
-        <w:ind w:left="360" w:hanging="240"/>
-      </w:pPr>
-      <w:r>
-        <w:rPr>
-          <w:rFonts w:ascii="Arial" w:hAnsi="Arial" w:eastAsia="Arial" w:cs="Arial"/>
-          <w:b w:val="0"/>
-          <w:color w:val="000000"/>
-          <w:sz w:val="20"/>
-          <w:u w:val="none"/>
-        </w:rPr>
-        <w:t>1. No "No Notification Deployment Applies", "No Message Interface Applies", or "No Active Message Interface Applies" prompt is shown when a valid notification deployment is configured.</w:t>
-      </w:r>
-    </w:p>
-    <w:p>
-      <w:pPr>
-        <w:spacing w:before="0" w:after="40"/>
-        <w:ind w:left="360" w:hanging="240"/>
-      </w:pPr>
-      <w:r>
-        <w:rPr>
-          <w:rFonts w:ascii="Arial" w:hAnsi="Arial" w:eastAsia="Arial" w:cs="Arial"/>
-          <w:b w:val="0"/>
-          <w:color w:val="000000"/>
-          <w:sz w:val="20"/>
-          <w:u w:val="none"/>
-        </w:rPr>
-        <w:t>2. The SMS or Email icon functions normally (e.g., opens the notification compose dialog or sends the notification).</w:t>
-      </w:r>
-    </w:p>
-    <w:p>
-      <w:pPr>
-        <w:spacing w:before="0" w:after="40"/>
-        <w:ind w:left="360" w:hanging="240"/>
-      </w:pPr>
-      <w:r>
-        <w:rPr>
-          <w:rFonts w:ascii="Arial" w:hAnsi="Arial" w:eastAsia="Arial" w:cs="Arial"/>
-          <w:b w:val="0"/>
-          <w:color w:val="000000"/>
-          <w:sz w:val="20"/>
-          <w:u w:val="none"/>
-        </w:rPr>
-        <w:t>3. No regression is introduced for outlets with valid notification deployments.</w:t>
-      </w:r>
-    </w:p>
-    <w:p>
-      <w:pPr>
-        <w:spacing w:before="120" w:after="60"/>
-      </w:pPr>
-      <w:r>
-        <w:rPr>
-          <w:rFonts w:ascii="Arial" w:hAnsi="Arial" w:eastAsia="Arial" w:cs="Arial"/>
-          <w:b/>
-          <w:color w:val="001EFF"/>
-          <w:sz w:val="22"/>
-          <w:u w:val="none"/>
-        </w:rPr>
-        <w:t>5.2.SMS and Email notification sending works correctly with valid deployment</w:t>
-      </w:r>
-    </w:p>
-    <w:p>
-      <w:pPr>
-        <w:spacing w:before="0" w:after="80"/>
-      </w:pPr>
-      <w:r>
-        <w:rPr>
-          <w:rFonts w:ascii="Arial" w:hAnsi="Arial" w:eastAsia="Arial" w:cs="Arial"/>
-          <w:b/>
-          <w:color w:val="000000"/>
-          <w:sz w:val="20"/>
-          <w:u w:val="none"/>
-        </w:rPr>
-        <w:t>Prerequisite(s):</w:t>
-      </w:r>
-    </w:p>
-    <w:p>
-      <w:pPr>
-        <w:spacing w:before="0" w:after="40"/>
-        <w:ind w:left="360" w:hanging="240"/>
-      </w:pPr>
-      <w:r>
-        <w:rPr>
-          <w:rFonts w:ascii="Arial" w:hAnsi="Arial" w:eastAsia="Arial" w:cs="Arial"/>
-          <w:b w:val="0"/>
-          <w:color w:val="000000"/>
-          <w:sz w:val="20"/>
-          <w:u w:val="none"/>
-        </w:rPr>
-        <w:t>1. The build containing the HERO-68250 fix is deployed to the TMS environment.</w:t>
-      </w:r>
-    </w:p>
-    <w:p>
-      <w:pPr>
-        <w:spacing w:before="0" w:after="40"/>
-        <w:ind w:left="360" w:hanging="240"/>
-      </w:pPr>
-      <w:r>
-        <w:rPr>
-          <w:rFonts w:ascii="Arial" w:hAnsi="Arial" w:eastAsia="Arial" w:cs="Arial"/>
-          <w:b w:val="0"/>
-          <w:color w:val="000000"/>
-          <w:sz w:val="20"/>
-          <w:u w:val="none"/>
-        </w:rPr>
-        <w:t>2. The outlet has a valid notification deployment configured with an active message interface.</w:t>
-      </w:r>
-    </w:p>
-    <w:p>
-      <w:pPr>
-        <w:spacing w:before="0" w:after="80"/>
-      </w:pPr>
-      <w:r>
-        <w:rPr>
-          <w:rFonts w:ascii="Arial" w:hAnsi="Arial" w:eastAsia="Arial" w:cs="Arial"/>
-          <w:b/>
-          <w:color w:val="000000"/>
-          <w:sz w:val="20"/>
-          <w:u w:val="none"/>
-        </w:rPr>
-        <w:t>Step(s):</w:t>
-      </w:r>
-    </w:p>
-    <w:p>
-      <w:pPr>
-        <w:spacing w:before="0" w:after="40"/>
-        <w:ind w:left="360" w:hanging="240"/>
-      </w:pPr>
-      <w:r>
-        <w:rPr>
-          <w:rFonts w:ascii="Arial" w:hAnsi="Arial" w:eastAsia="Arial" w:cs="Arial"/>
-          <w:b w:val="0"/>
-          <w:color w:val="000000"/>
-          <w:sz w:val="20"/>
-          <w:u w:val="none"/>
-        </w:rPr>
-        <w:t>1. Go to TMS Operation &gt; New Reservation page.</w:t>
-      </w:r>
-    </w:p>
-    <w:p>
-      <w:pPr>
-        <w:spacing w:before="0" w:after="40"/>
-        <w:ind w:left="360" w:hanging="240"/>
-      </w:pPr>
-      <w:r>
-        <w:rPr>
-          <w:rFonts w:ascii="Arial" w:hAnsi="Arial" w:eastAsia="Arial" w:cs="Arial"/>
-          <w:b w:val="0"/>
-          <w:color w:val="000000"/>
-          <w:sz w:val="20"/>
-          <w:u w:val="none"/>
-        </w:rPr>
-        <w:t>2. Select the outlet, date, and period.</w:t>
-      </w:r>
-    </w:p>
-    <w:p>
-      <w:pPr>
-        <w:spacing w:before="0" w:after="40"/>
-        <w:ind w:left="360" w:hanging="240"/>
-      </w:pPr>
-      <w:r>
-        <w:rPr>
-          <w:rFonts w:ascii="Arial" w:hAnsi="Arial" w:eastAsia="Arial" w:cs="Arial"/>
-          <w:b w:val="0"/>
-          <w:color w:val="000000"/>
-          <w:sz w:val="20"/>
-          <w:u w:val="none"/>
-        </w:rPr>
-        <w:t>3. Create a reservation.</w:t>
-      </w:r>
-    </w:p>
-    <w:p>
-      <w:pPr>
-        <w:spacing w:before="0" w:after="40"/>
-        <w:ind w:left="360" w:hanging="240"/>
-      </w:pPr>
-      <w:r>
-        <w:rPr>
-          <w:rFonts w:ascii="Arial" w:hAnsi="Arial" w:eastAsia="Arial" w:cs="Arial"/>
-          <w:b w:val="0"/>
-          <w:color w:val="000000"/>
-          <w:sz w:val="20"/>
-          <w:u w:val="none"/>
-        </w:rPr>
-        <w:t>4. Click the SMS icon and send an SMS notification.</w:t>
-      </w:r>
-    </w:p>
-    <w:p>
-      <w:pPr>
-        <w:spacing w:before="0" w:after="40"/>
-        <w:ind w:left="360" w:hanging="240"/>
-      </w:pPr>
-      <w:r>
-        <w:rPr>
-          <w:rFonts w:ascii="Arial" w:hAnsi="Arial" w:eastAsia="Arial" w:cs="Arial"/>
-          <w:b w:val="0"/>
-          <w:color w:val="000000"/>
-          <w:sz w:val="20"/>
-          <w:u w:val="none"/>
-        </w:rPr>
-        <w:t>5. Click the Email icon and send an Email notification.</w:t>
-      </w:r>
-    </w:p>
-    <w:p>
-      <w:pPr>
-        <w:spacing w:before="0" w:after="80"/>
-      </w:pPr>
-      <w:r>
-        <w:rPr>
-          <w:rFonts w:ascii="Arial" w:hAnsi="Arial" w:eastAsia="Arial" w:cs="Arial"/>
-          <w:b/>
-          <w:color w:val="000000"/>
-          <w:sz w:val="20"/>
-          <w:u w:val="none"/>
-        </w:rPr>
-        <w:t>Fix Result(s):</w:t>
-      </w:r>
-    </w:p>
-    <w:p>
-      <w:pPr>
-        <w:spacing w:before="0" w:after="40"/>
-        <w:ind w:left="360" w:hanging="240"/>
-      </w:pPr>
-      <w:r>
-        <w:rPr>
-          <w:rFonts w:ascii="Arial" w:hAnsi="Arial" w:eastAsia="Arial" w:cs="Arial"/>
-          <w:b w:val="0"/>
-          <w:color w:val="000000"/>
-          <w:sz w:val="20"/>
-          <w:u w:val="none"/>
-        </w:rPr>
-        <w:t>1. The SMS notification is sent successfully without any prompt error.</w:t>
-      </w:r>
-    </w:p>
-    <w:p>
-      <w:pPr>
-        <w:spacing w:before="0" w:after="40"/>
-        <w:ind w:left="360" w:hanging="240"/>
-      </w:pPr>
-      <w:r>
-        <w:rPr>
-          <w:rFonts w:ascii="Arial" w:hAnsi="Arial" w:eastAsia="Arial" w:cs="Arial"/>
-          <w:b w:val="0"/>
-          <w:color w:val="000000"/>
-          <w:sz w:val="20"/>
-          <w:u w:val="none"/>
-        </w:rPr>
-        <w:t>2. The Email notification is sent successfully without any prompt error.</w:t>
-      </w:r>
-    </w:p>
-    <w:p>
-      <w:pPr>
-        <w:spacing w:before="0" w:after="40"/>
-        <w:ind w:left="360" w:hanging="240"/>
-      </w:pPr>
-      <w:r>
-        <w:rPr>
-          <w:rFonts w:ascii="Arial" w:hAnsi="Arial" w:eastAsia="Arial" w:cs="Arial"/>
-          <w:b w:val="0"/>
-          <w:color w:val="000000"/>
-          <w:sz w:val="20"/>
-          <w:u w:val="none"/>
-        </w:rPr>
-        <w:t>3. The notification sending flow works as expected with a valid deployment.</w:t>
+        <w:t>• Normal SMS/email notification operation when an active message interface and notification deployment are configured.</w:t>
       </w:r>
     </w:p>
     <w:sectPr>

--- a/Sprint20260921-20261002/HERO-68250_20261008_112534.docx
+++ b/Sprint20260921-20261002/HERO-68250_20261008_112534.docx
@@ -1172,347 +1172,6 @@
         <w:t>3. No repeated or obscured prompt appears during normal SMS/email operation.</w:t>
       </w:r>
     </w:p>
-    <w:p>
-      <w:pPr>
-        <w:spacing w:before="200" w:after="120"/>
-      </w:pPr>
-      <w:r>
-        <w:rPr>
-          <w:rFonts w:ascii="Arial" w:hAnsi="Arial" w:eastAsia="Arial" w:cs="Arial"/>
-          <w:b/>
-          <w:color w:val="000000"/>
-          <w:sz w:val="26"/>
-          <w:u w:val="single"/>
-        </w:rPr>
-        <w:t>Appendix</w:t>
-      </w:r>
-    </w:p>
-    <w:p>
-      <w:pPr>
-        <w:spacing w:before="160" w:after="80"/>
-      </w:pPr>
-      <w:r>
-        <w:rPr>
-          <w:rFonts w:ascii="Arial" w:hAnsi="Arial" w:eastAsia="Arial" w:cs="Arial"/>
-          <w:b/>
-          <w:color w:val="001EFF"/>
-          <w:sz w:val="24"/>
-          <w:u w:val="none"/>
-        </w:rPr>
-        <w:t>Requirement Source</w:t>
-      </w:r>
-    </w:p>
-    <w:p>
-      <w:pPr>
-        <w:spacing w:before="0" w:after="40"/>
-        <w:ind w:left="360" w:hanging="240"/>
-      </w:pPr>
-      <w:r>
-        <w:rPr>
-          <w:rFonts w:ascii="Arial" w:hAnsi="Arial" w:eastAsia="Arial" w:cs="Arial"/>
-          <w:b w:val="0"/>
-          <w:color w:val="000000"/>
-          <w:sz w:val="20"/>
-          <w:u w:val="none"/>
-        </w:rPr>
-        <w:t xml:space="preserve">• </w:t>
-      </w:r>
-      <w:r>
-        <w:rPr>
-          <w:rFonts w:ascii="Arial" w:hAnsi="Arial" w:eastAsia="Arial" w:cs="Arial"/>
-          <w:b/>
-          <w:color w:val="000000"/>
-          <w:sz w:val="20"/>
-          <w:u w:val="none"/>
-        </w:rPr>
-        <w:t>Issue Key</w:t>
-      </w:r>
-      <w:r>
-        <w:rPr>
-          <w:rFonts w:ascii="Arial" w:hAnsi="Arial" w:eastAsia="Arial" w:cs="Arial"/>
-          <w:b w:val="0"/>
-          <w:color w:val="000000"/>
-          <w:sz w:val="20"/>
-          <w:u w:val="none"/>
-        </w:rPr>
-        <w:t>: HERO-68250</w:t>
-      </w:r>
-    </w:p>
-    <w:p>
-      <w:pPr>
-        <w:spacing w:before="0" w:after="40"/>
-        <w:ind w:left="360" w:hanging="240"/>
-      </w:pPr>
-      <w:r>
-        <w:rPr>
-          <w:rFonts w:ascii="Arial" w:hAnsi="Arial" w:eastAsia="Arial" w:cs="Arial"/>
-          <w:b w:val="0"/>
-          <w:color w:val="000000"/>
-          <w:sz w:val="20"/>
-          <w:u w:val="none"/>
-        </w:rPr>
-        <w:t xml:space="preserve">• </w:t>
-      </w:r>
-      <w:r>
-        <w:rPr>
-          <w:rFonts w:ascii="Arial" w:hAnsi="Arial" w:eastAsia="Arial" w:cs="Arial"/>
-          <w:b/>
-          <w:color w:val="000000"/>
-          <w:sz w:val="20"/>
-          <w:u w:val="none"/>
-        </w:rPr>
-        <w:t>Issue Type</w:t>
-      </w:r>
-      <w:r>
-        <w:rPr>
-          <w:rFonts w:ascii="Arial" w:hAnsi="Arial" w:eastAsia="Arial" w:cs="Arial"/>
-          <w:b w:val="0"/>
-          <w:color w:val="000000"/>
-          <w:sz w:val="20"/>
-          <w:u w:val="none"/>
-        </w:rPr>
-        <w:t>: Bug</w:t>
-      </w:r>
-    </w:p>
-    <w:p>
-      <w:pPr>
-        <w:spacing w:before="0" w:after="40"/>
-        <w:ind w:left="360" w:hanging="240"/>
-      </w:pPr>
-      <w:r>
-        <w:rPr>
-          <w:rFonts w:ascii="Arial" w:hAnsi="Arial" w:eastAsia="Arial" w:cs="Arial"/>
-          <w:b w:val="0"/>
-          <w:color w:val="000000"/>
-          <w:sz w:val="20"/>
-          <w:u w:val="none"/>
-        </w:rPr>
-        <w:t xml:space="preserve">• </w:t>
-      </w:r>
-      <w:r>
-        <w:rPr>
-          <w:rFonts w:ascii="Arial" w:hAnsi="Arial" w:eastAsia="Arial" w:cs="Arial"/>
-          <w:b/>
-          <w:color w:val="000000"/>
-          <w:sz w:val="20"/>
-          <w:u w:val="none"/>
-        </w:rPr>
-        <w:t>Summary</w:t>
-      </w:r>
-      <w:r>
-        <w:rPr>
-          <w:rFonts w:ascii="Arial" w:hAnsi="Arial" w:eastAsia="Arial" w:cs="Arial"/>
-          <w:b w:val="0"/>
-          <w:color w:val="000000"/>
-          <w:sz w:val="20"/>
-          <w:u w:val="none"/>
-        </w:rPr>
-        <w:t>: TMS2.0 - "No Notification Deployment Applies" is obscured</w:t>
-      </w:r>
-    </w:p>
-    <w:p>
-      <w:pPr>
-        <w:spacing w:before="0" w:after="40"/>
-        <w:ind w:left="360" w:hanging="240"/>
-      </w:pPr>
-      <w:r>
-        <w:rPr>
-          <w:rFonts w:ascii="Arial" w:hAnsi="Arial" w:eastAsia="Arial" w:cs="Arial"/>
-          <w:b w:val="0"/>
-          <w:color w:val="000000"/>
-          <w:sz w:val="20"/>
-          <w:u w:val="none"/>
-        </w:rPr>
-        <w:t xml:space="preserve">• </w:t>
-      </w:r>
-      <w:r>
-        <w:rPr>
-          <w:rFonts w:ascii="Arial" w:hAnsi="Arial" w:eastAsia="Arial" w:cs="Arial"/>
-          <w:b/>
-          <w:color w:val="000000"/>
-          <w:sz w:val="20"/>
-          <w:u w:val="none"/>
-        </w:rPr>
-        <w:t>Component</w:t>
-      </w:r>
-      <w:r>
-        <w:rPr>
-          <w:rFonts w:ascii="Arial" w:hAnsi="Arial" w:eastAsia="Arial" w:cs="Arial"/>
-          <w:b w:val="0"/>
-          <w:color w:val="000000"/>
-          <w:sz w:val="20"/>
-          <w:u w:val="none"/>
-        </w:rPr>
-        <w:t>: Reservation (TMS2.0)</w:t>
-      </w:r>
-    </w:p>
-    <w:p>
-      <w:pPr>
-        <w:spacing w:before="0" w:after="40"/>
-        <w:ind w:left="360" w:hanging="240"/>
-      </w:pPr>
-      <w:r>
-        <w:rPr>
-          <w:rFonts w:ascii="Arial" w:hAnsi="Arial" w:eastAsia="Arial" w:cs="Arial"/>
-          <w:b w:val="0"/>
-          <w:color w:val="000000"/>
-          <w:sz w:val="20"/>
-          <w:u w:val="none"/>
-        </w:rPr>
-        <w:t xml:space="preserve">• </w:t>
-      </w:r>
-      <w:r>
-        <w:rPr>
-          <w:rFonts w:ascii="Arial" w:hAnsi="Arial" w:eastAsia="Arial" w:cs="Arial"/>
-          <w:b/>
-          <w:color w:val="000000"/>
-          <w:sz w:val="20"/>
-          <w:u w:val="none"/>
-        </w:rPr>
-        <w:t>Sprint</w:t>
-      </w:r>
-      <w:r>
-        <w:rPr>
-          <w:rFonts w:ascii="Arial" w:hAnsi="Arial" w:eastAsia="Arial" w:cs="Arial"/>
-          <w:b w:val="0"/>
-          <w:color w:val="000000"/>
-          <w:sz w:val="20"/>
-          <w:u w:val="none"/>
-        </w:rPr>
-        <w:t>: TMS - 20260921-20261002</w:t>
-      </w:r>
-    </w:p>
-    <w:p>
-      <w:pPr>
-        <w:spacing w:before="0" w:after="40"/>
-        <w:ind w:left="360" w:hanging="240"/>
-      </w:pPr>
-      <w:r>
-        <w:rPr>
-          <w:rFonts w:ascii="Arial" w:hAnsi="Arial" w:eastAsia="Arial" w:cs="Arial"/>
-          <w:b w:val="0"/>
-          <w:color w:val="000000"/>
-          <w:sz w:val="20"/>
-          <w:u w:val="none"/>
-        </w:rPr>
-        <w:t xml:space="preserve">• </w:t>
-      </w:r>
-      <w:r>
-        <w:rPr>
-          <w:rFonts w:ascii="Arial" w:hAnsi="Arial" w:eastAsia="Arial" w:cs="Arial"/>
-          <w:b/>
-          <w:color w:val="000000"/>
-          <w:sz w:val="20"/>
-          <w:u w:val="none"/>
-        </w:rPr>
-        <w:t>Prompt Priority</w:t>
-      </w:r>
-      <w:r>
-        <w:rPr>
-          <w:rFonts w:ascii="Arial" w:hAnsi="Arial" w:eastAsia="Arial" w:cs="Arial"/>
-          <w:b w:val="0"/>
-          <w:color w:val="000000"/>
-          <w:sz w:val="20"/>
-          <w:u w:val="none"/>
-        </w:rPr>
-        <w:t>: No Message Interface Applies &gt; No Active Message Interface Applies &gt; No Notification Deployment Applies</w:t>
-      </w:r>
-    </w:p>
-    <w:p>
-      <w:pPr>
-        <w:spacing w:before="160" w:after="80"/>
-      </w:pPr>
-      <w:r>
-        <w:rPr>
-          <w:rFonts w:ascii="Arial" w:hAnsi="Arial" w:eastAsia="Arial" w:cs="Arial"/>
-          <w:b/>
-          <w:color w:val="001EFF"/>
-          <w:sz w:val="24"/>
-          <w:u w:val="none"/>
-        </w:rPr>
-        <w:t>Regression Test Scope</w:t>
-      </w:r>
-    </w:p>
-    <w:p>
-      <w:pPr>
-        <w:spacing w:before="0" w:after="40"/>
-        <w:ind w:left="360" w:hanging="240"/>
-      </w:pPr>
-      <w:r>
-        <w:rPr>
-          <w:rFonts w:ascii="Arial" w:hAnsi="Arial" w:eastAsia="Arial" w:cs="Arial"/>
-          <w:b w:val="0"/>
-          <w:color w:val="000000"/>
-          <w:sz w:val="20"/>
-          <w:u w:val="none"/>
-        </w:rPr>
-        <w:t>• TMS &gt; Basic Setup &gt; Notification Deployments configuration (no deployment scenario).</w:t>
-      </w:r>
-    </w:p>
-    <w:p>
-      <w:pPr>
-        <w:spacing w:before="0" w:after="40"/>
-        <w:ind w:left="360" w:hanging="240"/>
-      </w:pPr>
-      <w:r>
-        <w:rPr>
-          <w:rFonts w:ascii="Arial" w:hAnsi="Arial" w:eastAsia="Arial" w:cs="Arial"/>
-          <w:b w:val="0"/>
-          <w:color w:val="000000"/>
-          <w:sz w:val="20"/>
-          <w:u w:val="none"/>
-        </w:rPr>
-        <w:t>• Message interface configuration states: not configured, configured but disabled, and active.</w:t>
-      </w:r>
-    </w:p>
-    <w:p>
-      <w:pPr>
-        <w:spacing w:before="0" w:after="40"/>
-        <w:ind w:left="360" w:hanging="240"/>
-      </w:pPr>
-      <w:r>
-        <w:rPr>
-          <w:rFonts w:ascii="Arial" w:hAnsi="Arial" w:eastAsia="Arial" w:cs="Arial"/>
-          <w:b w:val="0"/>
-          <w:color w:val="000000"/>
-          <w:sz w:val="20"/>
-          <w:u w:val="none"/>
-        </w:rPr>
-        <w:t>• TMS Operation &gt; New Reservation page SMS and Email icon hover prompts after selecting outlet, date and period.</w:t>
-      </w:r>
-    </w:p>
-    <w:p>
-      <w:pPr>
-        <w:spacing w:before="0" w:after="40"/>
-        <w:ind w:left="360" w:hanging="240"/>
-      </w:pPr>
-      <w:r>
-        <w:rPr>
-          <w:rFonts w:ascii="Arial" w:hAnsi="Arial" w:eastAsia="Arial" w:cs="Arial"/>
-          <w:b w:val="0"/>
-          <w:color w:val="000000"/>
-          <w:sz w:val="20"/>
-          <w:u w:val="none"/>
-        </w:rPr>
-        <w:t>• Prompt priority and single-instance display behavior ("No Message Interface Applies" / "No Active Message Interface Applies" / "No Notification Deployment Applies").</w:t>
-      </w:r>
-    </w:p>
-    <w:p>
-      <w:pPr>
-        <w:spacing w:before="0" w:after="40"/>
-        <w:ind w:left="360" w:hanging="240"/>
-      </w:pPr>
-      <w:r>
-        <w:rPr>
-          <w:rFonts w:ascii="Arial" w:hAnsi="Arial" w:eastAsia="Arial" w:cs="Arial"/>
-          <w:b w:val="0"/>
-          <w:color w:val="000000"/>
-          <w:sz w:val="20"/>
-          <w:u w:val="none"/>
-        </w:rPr>
-        <w:t>• Normal SMS/email notification operation when an active message interface and notification deployment are configured.</w:t>
-      </w:r>
-    </w:p>
     <w:sectPr>
       <w:pgSz w:w="12240" w:h="15840"/>
       <w:pgMar w:top="1440" w:right="1800" w:bottom="1440" w:left="1800" w:header="720" w:footer="720" w:gutter="0"/>
